--- a/Бизнес план Рыжкин.docx
+++ b/Бизнес план Рыжкин.docx
@@ -2134,7 +2134,7 @@
           <w:sz w:val="28"/>
           <w:szCs w:val="28"/>
         </w:rPr>
-        <w:t xml:space="preserve">В состав каждой услуги входит выезд мастера на объект, защита прилегающих поверхностей плёнкой, разметка лазерным нивелиром, контроль геометрии проёма уровнем, врезка фурнитуры по шаблону «Платинум», финальная очистка пылеудалителем и сдача результата заказчику с фотоотчётом «до/после».</w:t>
+        <w:t xml:space="preserve">В перечень услуг входят: 1) Установка межкомнатной двери под ключ — приёмка полотна и фурнитуры, разметка проёма лазерным нивелиром, врезка петель и магнитного замка по шаблону «Платинум», сборка коробки на монтажную пену, навеска полотна, монтаж наличников и доборов с финальной отделкой стыков. 2) Монтаж скрытой двери Invisible в два этапа — закладка алюминиевого короба с грунт-полосой на этапе чернового ремонта и чистовая навеска полотна с регулировкой по уровню после отделки стен. 3) Установка входной металлической двери — демонтаж старой коробки, фиксация новой коробки анкерным крепежом по шести точкам, выравнивание по лазеру, регулировка уплотнителей и доводчика, монтаж наличников. 4) Установка комплекта доборных элементов и расширение/сужение проёма — раскрой добора по толщине стены, врезка под наличник, монтаж в проём; при необходимости — расширение или сужение проёма за счёт демонтажа штукатурки или установки бруса с чистовой отделкой. 5) Монтаж скрытого (теневого) алюминиевого плинтуса в квартире до 30 пог. м — раскрой профиля под угол 45°, фиксация на монтажный клей и саморезы по предварительной лазерной разметке, герметизация стыков, установка LED-полосы при заказе клиента. Каждая услуга включает выезд мастера на объект, защиту прилегающих поверхностей плёнкой, финальную очистку пылеудалителем и сдачу результата с фотоотчётом «до/после».</w:t>
       </w:r>
     </w:p>
     <w:p>
@@ -2172,7 +2172,7 @@
           <w:sz w:val="28"/>
           <w:szCs w:val="28"/>
         </w:rPr>
-        <w:t xml:space="preserve">2.3. Конкурентная среда, конкурентная позиция бизнеса: проанализировав объявления сайта «Авито» по г. Рязани (Приложение 3), я выделил три уровня предложения. Первый — бригады при магазинах и салонах межкомнатных дверей: стоимость монтажа от 3 500 до 5 500 рублей за стандартное полотно, при этом скрытые системы и теневые плинтуса в их перечне отсутствуют. Второй — частные мастера с базовым набором инструмента: стоимость от 2 800 до 3 500 рублей за дверь, однако без шаблона врезки фурнитуры и лазерной нивелировки точность монтажа полотен с магнитными замками и скрытыми петлями нестабильна. Третий уровень — профессиональные установщики со специализированной оснасткой: фрезер, торцовочная пила, шаблон «Платинум», лазерный нивелир; их предложение составляет 4 500–6 500 рублей за стандартную дверь и 5 500–8 000 за скрытую систему. Моё преимущество — полный комплект прецизионной оснастки и компетенция по скрытым дверным системам Invisible и теневым алюминиевым плинтусам по средней рыночной цене.</w:t>
+        <w:t xml:space="preserve">2.3. Конкурентная среда, конкурентная позиция бизнеса: в категории «Установка межкомнатных дверей под ключ» по г. Рязани активны пять профильных мастеров со средним чеком 3 500 ₽ за стандартное полотно (диапазон от 2 000 до 5 000 ₽), при этом только два из пяти предлагают расширенный сервис от восьми позиций и более, остальные работают по узкому набору из одной-двух услуг. Прямых предложений по монтажу скрытых дверных систем Invisible и устройству скрытого (теневого) алюминиевого плинтуса в Рязани не размещено — эти позиции закрываются мастерами из Москвы и Подмосковья по цене от 8 000 ₽ за скрытую дверь и от 220 ₽ за погонный метр теневого плинтуса. Конкурентное преимущество проекта — закрытие премиальной ниши Invisible и теневых плинтусов непосредственно в Рязани при средней рыночной цене стандартного монтажа, полный комплект прецизионной оснастки (фрезер, торцовочная пила, шаблон «Платинум», лазерный нивелир) и гарантия на монтаж 12 месяцев.</w:t>
       </w:r>
     </w:p>
     <w:p>
@@ -26245,7 +26245,7 @@
                 <w:sz w:val="28"/>
                 <w:szCs w:val="28"/>
               </w:rPr>
-              <w:t xml:space="preserve">Комплектные пакеты «дверь + доборы + плинтус под ключ» дешевле раздельного заказа у разных мастеров.</w:t>
+              <w:t xml:space="preserve">Гибкая ценовая политика и пакетные предложения.</w:t>
             </w:r>
           </w:p>
         </w:tc>
@@ -26316,7 +26316,7 @@
                 <w:sz w:val="28"/>
                 <w:szCs w:val="28"/>
               </w:rPr>
-              <w:t xml:space="preserve">Вакцинация и работа в защитных перчатках и респираторе при пылеобразующих операциях.</w:t>
+              <w:t xml:space="preserve">Соблюдение санитарных норм и средств индивидуальной защиты.</w:t>
             </w:r>
           </w:p>
         </w:tc>
@@ -26394,7 +26394,7 @@
                 <w:sz w:val="28"/>
                 <w:szCs w:val="28"/>
               </w:rPr>
-              <w:t xml:space="preserve">В межсезонье акцент на коммерческих помещениях и скрытых дверных системах Invisible с длинным циклом продажи.</w:t>
+              <w:t xml:space="preserve">Смещение фокуса в межсезонье на коммерческие помещения.</w:t>
             </w:r>
           </w:p>
         </w:tc>
@@ -26465,7 +26465,7 @@
                 <w:sz w:val="28"/>
                 <w:szCs w:val="28"/>
               </w:rPr>
-              <w:t xml:space="preserve">Согласование контрольных точек по фотографиям после закладки короба и до чистового монтажа.</w:t>
+              <w:t xml:space="preserve">Согласование контрольных точек и фотоотчёт «до/после».</w:t>
             </w:r>
           </w:p>
         </w:tc>
@@ -26537,7 +26537,7 @@
                 <w:sz w:val="28"/>
                 <w:szCs w:val="28"/>
               </w:rPr>
-              <w:t xml:space="preserve">Поддерживаю режим, регулярные осмотры, страховой запас по срокам сдачи объектов.</w:t>
+              <w:t xml:space="preserve">Поддержание здорового образа жизни.</w:t>
             </w:r>
           </w:p>
         </w:tc>
@@ -26611,7 +26611,7 @@
                 <w:sz w:val="28"/>
                 <w:szCs w:val="28"/>
               </w:rPr>
-              <w:t xml:space="preserve">Удержание качества за счёт прецизионной оснастки и накопленного портфолио скрытых дверей.</w:t>
+              <w:t xml:space="preserve">Повышение качества услуг и расширение портфолио.</w:t>
             </w:r>
           </w:p>
         </w:tc>
@@ -26685,7 +26685,7 @@
                 <w:sz w:val="28"/>
                 <w:szCs w:val="28"/>
               </w:rPr>
-              <w:t xml:space="preserve">Транспортировка фрезера и торцовочной пилы в защитных кейсах систейнер, ежемесячная очистка коллектора пылеудаления.</w:t>
+              <w:t xml:space="preserve">Регулярное ТО и хранение в защитных кейсах.</w:t>
             </w:r>
           </w:p>
         </w:tc>

--- a/Бизнес план Рыжкин.docx
+++ b/Бизнес план Рыжкин.docx
@@ -270,7 +270,7 @@
           <w:sz w:val="32"/>
           <w:szCs w:val="32"/>
         </w:rPr>
-        <w:t xml:space="preserve">Проект «Профессиональная установка межкомнатных и входных дверных блоков, монтаж скрытых дверных систем Invisible и теневых алюминиевых плинтусов»</w:t>
+        <w:t xml:space="preserve">Проект «Профессиональная установка межкомнатных дверных блоков, монтаж скрытых дверных систем Invisible, раздвижных дверей-купе и теневых алюминиевых плинтусов»</w:t>
       </w:r>
     </w:p>
     <w:p>
@@ -895,7 +895,7 @@
           <w:sz w:val="28"/>
           <w:szCs w:val="28"/>
         </w:rPr>
-        <w:t xml:space="preserve">1.9. Опыт работы (предпринимательской деятельности) по выбранному направлению: имею профильное техническое образование и наработанный неофициальный опыт участия в отделочных работах в составе ремонтных бригад г. Рязани — точная разметка проёмов лазерным нивелиром, врезка петель и замков по шаблону, установка межкомнатных и входных дверных блоков, устройство напольных плинтусов.</w:t>
+        <w:t xml:space="preserve">1.9. Опыт работы (предпринимательской деятельности) по выбранному направлению: имею профильное техническое образование и наработанный неофициальный опыт участия в отделочных работах в составе ремонтных бригад г. Рязани — точная разметка проёмов лазерным нивелиром, врезка петель и замков по шаблону, установка межкомнатных дверных блоков и раздвижных систем, устройство напольных плинтусов.</w:t>
       </w:r>
     </w:p>
     <w:p>
@@ -913,7 +913,7 @@
           <w:sz w:val="28"/>
           <w:szCs w:val="28"/>
         </w:rPr>
-        <w:t xml:space="preserve">1.10. Потребность в обучении/повышении квалификации с обоснованием: потребность в обучении отсутствует. Имеются необходимые практические навыки.</w:t>
+        <w:t xml:space="preserve">1.10. Потребность в обучении/повышении квалификации с обоснованием: потребность в обучении отсутствует. Имеются необходимые практические навыки монтажа межкомнатных и раздвижных дверных систем, скрытых дверных систем Invisible и алюминиевых теневых плинтусов.</w:t>
       </w:r>
     </w:p>
     <w:p>
@@ -1003,7 +1003,7 @@
           <w:sz w:val="28"/>
           <w:szCs w:val="28"/>
         </w:rPr>
-        <w:t xml:space="preserve">1.15. Месторасположение: Деятельность носит выездной характер. Хранение электроинструмента, прецизионной оснастки и расходных материалов осуществляется в имеющемся в собственности гараже. Аренда отдельного офиса не требуется.</w:t>
+        <w:t xml:space="preserve">1.15. Месторасположение: г. Рязань, ул. Московская, д. 35. Деятельность носит выездной характер. Для транспортировки оборудования и выезда на объекты имеется легковой автомобиль. Хранение инструмента, прецизионной оснастки и расходных материалов осуществляется в имеющемся в собственности гараже рядом с домом, аренда отдельного помещения не требуется.</w:t>
       </w:r>
     </w:p>
     <w:p>
@@ -1472,7 +1472,7 @@
           <w:sz w:val="28"/>
           <w:szCs w:val="28"/>
         </w:rPr>
-        <w:t xml:space="preserve">2.1 Услуги по профессиональной установке межкомнатных и входных дверных блоков, монтажу скрытых дверных систем Invisible и устройству скрытого (теневого) алюминиевого плинтуса. Технологический процесс выстроен в три самостоятельных этапа: подготовка проёма с лазерной нивелировкой и контролем геометрии, прецизионная врезка петель и магнитных замков по шаблону «Платинум» с минимальным люфтом и идентичной посадкой фурнитуры на каждом полотне, чистовой монтаж полотен, доборных элементов и наличников с финальной отделкой стыков. Для скрытых дверных систем работа разбита на закладку алюминиевого короба на этапе чернового ремонта и чистовую навеску полотна после отделки стен. Все работы выполняются на объекте заказчика, аренда отдельного помещения не требуется.</w:t>
+        <w:t xml:space="preserve">2.1 Услуги по профессиональной установке межкомнатных дверных блоков, монтажу скрытых дверных систем Invisible, раздвижных дверей-купе и устройству скрытого (теневого) алюминиевого плинтуса. Технологический процесс выстроен в три самостоятельных этапа: подготовка проёма с лазерной нивелировкой и контролем геометрии, прецизионная врезка петель и магнитных замков по шаблону «Платинум» с минимальным люфтом и идентичной посадкой фурнитуры на каждом полотне, чистовой монтаж полотен, доборных элементов и наличников с финальной отделкой стыков. Для скрытых дверных систем работа разбита на закладку алюминиевого короба на этапе чернового ремонта и чистовую навеску полотна после отделки стен. Все работы выполняются на объекте заказчика, аренда отдельного помещения не требуется.</w:t>
       </w:r>
     </w:p>
     <w:p>
@@ -1847,7 +1847,7 @@
                 <w:sz w:val="28"/>
                 <w:szCs w:val="28"/>
               </w:rPr>
-              <w:t xml:space="preserve">Установка входной металлической двери: анкерный крепёж, регулировка уплотнителей и доводчика</w:t>
+              <w:t xml:space="preserve">Установка раздвижной межкомнатной системы (дверь-купе): монтаж верхней направляющей, навеска полотна на ролики, регулировка хода и доводчика</w:t>
             </w:r>
           </w:p>
         </w:tc>
@@ -2134,7 +2134,7 @@
           <w:sz w:val="28"/>
           <w:szCs w:val="28"/>
         </w:rPr>
-        <w:t xml:space="preserve">В перечень услуг входят: 1) Установка межкомнатной двери под ключ — приёмка полотна и фурнитуры, разметка проёма лазерным нивелиром, врезка петель и магнитного замка по шаблону «Платинум», сборка коробки на монтажную пену, навеска полотна, монтаж наличников и доборов с финальной отделкой стыков. 2) Монтаж скрытой двери Invisible в два этапа — закладка алюминиевого короба с грунт-полосой на этапе чернового ремонта и чистовая навеска полотна с регулировкой по уровню после отделки стен. 3) Установка входной металлической двери — демонтаж старой коробки, фиксация новой коробки анкерным крепежом по шести точкам, выравнивание по лазеру, регулировка уплотнителей и доводчика, монтаж наличников. 4) Установка комплекта доборных элементов и расширение/сужение проёма — раскрой добора по толщине стены, врезка под наличник, монтаж в проём; при необходимости — расширение или сужение проёма за счёт демонтажа штукатурки или установки бруса с чистовой отделкой. 5) Монтаж скрытого (теневого) алюминиевого плинтуса в квартире до 30 пог. м — раскрой профиля под угол 45°, фиксация на монтажный клей и саморезы по предварительной лазерной разметке, герметизация стыков, установка LED-полосы при заказе клиента. Каждая услуга включает выезд мастера на объект, защиту прилегающих поверхностей плёнкой, финальную очистку пылеудалителем и сдачу результата с фотоотчётом «до/после».</w:t>
+        <w:t xml:space="preserve">В перечень услуг входят: 1) Установка межкомнатной двери под ключ — приёмка полотна и фурнитуры, разметка проёма лазерным нивелиром, врезка петель и магнитного замка по шаблону «Платинум», сборка коробки на монтажную пену, навеска полотна, монтаж наличников и доборов с финальной отделкой стыков. 2) Монтаж скрытой двери Invisible в два этапа — закладка алюминиевого короба с грунт-полосой на этапе чернового ремонта и чистовая навеска полотна с регулировкой по уровню после отделки стен. 3) Установка раздвижной межкомнатной системы (дверь-купе) — монтаж верхней направляющей по предварительной лазерной разметке, навеска полотна на ролики, регулировка плавности хода и зазоров, установка нижнего ограничителя и доводчика-демпфера. 4) Установка комплекта доборных элементов и расширение/сужение проёма — раскрой добора по толщине стены, врезка под наличник, монтаж в проём; при необходимости — расширение или сужение проёма за счёт демонтажа штукатурки или установки бруса с чистовой отделкой. 5) Монтаж скрытого (теневого) алюминиевого плинтуса в квартире до 30 пог. м — раскрой профиля под угол 45°, фиксация на монтажный клей и саморезы по предварительной лазерной разметке, герметизация стыков, установка LED-полосы при заказе клиента. Каждая услуга включает выезд мастера на объект, защиту прилегающих поверхностей плёнкой, финальную очистку пылеудалителем и сдачу результата с фотоотчётом «до/после».</w:t>
       </w:r>
     </w:p>
     <w:p>
@@ -12407,7 +12407,7 @@
                 <w:sz w:val="22"/>
                 <w:szCs w:val="22"/>
               </w:rPr>
-              <w:t xml:space="preserve">Установка входной металлической двери</w:t>
+              <w:t xml:space="preserve">Установка раздвижной системы (дверь-купе)</w:t>
             </w:r>
           </w:p>
         </w:tc>

--- a/Бизнес план Рыжкин.docx
+++ b/Бизнес план Рыжкин.docx
@@ -3297,7 +3297,7 @@
                 <w:szCs w:val="28"/>
                 <w:lang w:val="en-US"/>
               </w:rPr>
-              <w:t xml:space="preserve">Фрезер Makita RT0702CX2</w:t>
+              <w:t xml:space="preserve">Торцовочная пила Makita LS0714N</w:t>
             </w:r>
           </w:p>
         </w:tc>
@@ -3511,7 +3511,7 @@
                 <w:szCs w:val="28"/>
                 <w:lang w:val="en-US"/>
               </w:rPr>
-              <w:t xml:space="preserve">Торцовочная пила Makita LS0714N</w:t>
+              <w:t xml:space="preserve">Фрезер DeWalt D 26204 K</w:t>
             </w:r>
           </w:p>
         </w:tc>
@@ -3725,7 +3725,7 @@
                 <w:szCs w:val="28"/>
                 <w:lang w:val="en-US"/>
               </w:rPr>
-              <w:t xml:space="preserve">Перфоратор Makita HR2470</w:t>
+              <w:t xml:space="preserve">Кромочный фрезер Makita RT0702CX2</w:t>
             </w:r>
           </w:p>
         </w:tc>
@@ -3939,7 +3939,7 @@
                 <w:szCs w:val="28"/>
                 <w:lang w:val="en-US"/>
               </w:rPr>
-              <w:t xml:space="preserve">Дрель-шуруповёрт DeWalt DCD771C2</w:t>
+              <w:t xml:space="preserve">Пила дисковая погружная Makita SP6000</w:t>
             </w:r>
           </w:p>
         </w:tc>
@@ -4153,7 +4153,7 @@
                 <w:szCs w:val="28"/>
                 <w:lang w:val="en-US"/>
               </w:rPr>
-              <w:t xml:space="preserve">Лобзик Bosch GST 90 BE</w:t>
+              <w:t xml:space="preserve">Строительный пылесос Karcher WD 6 P S</w:t>
             </w:r>
           </w:p>
         </w:tc>
@@ -4367,7 +4367,7 @@
                 <w:szCs w:val="28"/>
                 <w:lang w:val="en-US"/>
               </w:rPr>
-              <w:t xml:space="preserve">Угловая шлифмашина Makita 9558HN</w:t>
+              <w:t xml:space="preserve">Шаблон врезки петель и замков «Платинум» Павла Солдатова</w:t>
             </w:r>
           </w:p>
         </w:tc>
@@ -4581,7 +4581,7 @@
                 <w:szCs w:val="28"/>
                 <w:lang w:val="en-US"/>
               </w:rPr>
-              <w:t xml:space="preserve">Лазерный нивелир ADA Cube 360 Basic</w:t>
+              <w:t xml:space="preserve">Лазерный нивелир Bosch UniversalLevel 2</w:t>
             </w:r>
           </w:p>
         </w:tc>
@@ -4795,7 +4795,7 @@
                 <w:szCs w:val="28"/>
                 <w:lang w:val="en-US"/>
               </w:rPr>
-              <w:t xml:space="preserve">Шаблон для врезки петель и замков «Платинум Павла Солдатова»</w:t>
+              <w:t xml:space="preserve">Гвоздезабиватель аккумуляторный Ryobi R16GN18-0 ONE+</w:t>
             </w:r>
           </w:p>
         </w:tc>
@@ -5009,7 +5009,7 @@
                 <w:szCs w:val="28"/>
                 <w:lang w:val="en-US"/>
               </w:rPr>
-              <w:t xml:space="preserve">Стусло Stanley поворотное</w:t>
+              <w:t xml:space="preserve">Компрессор аккумуляторный Makita MP100DZ</w:t>
             </w:r>
           </w:p>
         </w:tc>
@@ -5223,7 +5223,7 @@
                 <w:szCs w:val="28"/>
                 <w:lang w:val="en-US"/>
               </w:rPr>
-              <w:t xml:space="preserve">Уровень магнитный Stabila Type R-Tec 196 (1 м)</w:t>
+              <w:t xml:space="preserve">Верстак складной Pony Jorgensen 2-в-1</w:t>
             </w:r>
           </w:p>
         </w:tc>
@@ -5437,7 +5437,7 @@
                 <w:szCs w:val="28"/>
                 <w:lang w:val="en-US"/>
               </w:rPr>
-              <w:t xml:space="preserve">Промышленный пылесос Makita VC2512L</w:t>
+              <w:t xml:space="preserve">Многофункциональный инструмент DeWalt DCS356N-XJ</w:t>
             </w:r>
           </w:p>
         </w:tc>
@@ -5651,7 +5651,7 @@
                 <w:szCs w:val="28"/>
                 <w:lang w:val="en-US"/>
               </w:rPr>
-              <w:t xml:space="preserve">Комплект аккумуляторов и ЗУ (Ryobi 18 В, Makita 12 В, DeWalt 18 В)</w:t>
+              <w:t xml:space="preserve">Комплект аккумуляторов и зарядных устройств (Ryobi 18 В 2.0 А·ч, Makita 12 В 2.6 А·ч, DeWalt DCB184 18 В 5.0 А·ч)</w:t>
             </w:r>
           </w:p>
         </w:tc>
@@ -5865,7 +5865,7 @@
                 <w:szCs w:val="28"/>
                 <w:lang w:val="en-US"/>
               </w:rPr>
-              <w:t xml:space="preserve">Комплект пильных дисков CMT 190×30 (по дереву и металлу)</w:t>
+              <w:t xml:space="preserve">Комплект пильных дисков CMT (по металлу/алюминию 250×30 и по дереву 254×30)</w:t>
             </w:r>
           </w:p>
         </w:tc>
@@ -6079,7 +6079,7 @@
                 <w:szCs w:val="28"/>
                 <w:lang w:val="en-US"/>
               </w:rPr>
-              <w:t xml:space="preserve">Кейсы для инструмента систейнер Tanos (2 шт.)</w:t>
+              <w:t xml:space="preserve">Костюм рабочий «СОЮЗСПЕЦОДЕЖДА STATUS NEW»</w:t>
             </w:r>
           </w:p>
         </w:tc>
@@ -6293,7 +6293,7 @@
                 <w:szCs w:val="28"/>
                 <w:lang w:val="en-US"/>
               </w:rPr>
-              <w:t xml:space="preserve">Стартовый запас расходников (монтажная пена, метизы, анкера, монтажный клей, затирка)</w:t>
+              <w:t xml:space="preserve">Стартовый запас расходников (монтажная пена, метизы, анкера, монтажный клей, наличники и доборы для образцов)</w:t>
             </w:r>
           </w:p>
         </w:tc>
@@ -7514,7 +7514,7 @@
           <w:sz w:val="28"/>
           <w:szCs w:val="28"/>
         </w:rPr>
-        <w:t xml:space="preserve">В течение одного месяца с момента поступления денежных средств в рамках социального контракта проводится закупка полного спектра необходимого инструмента и оснастки. Порядок закупки: основной электроинструмент (фрезер, торцовочная пила, перфоратор, шуруповёрт, лобзик, угловая шлифмашина), прецизионная оснастка (лазерный нивелир, шаблон врезки «Платинум», уровень, стусло, промышленный пылесос), комплекты аккумуляторов, пильных дисков, систейнеров и стартовый запас расходных материалов; параллельно — запуск рекламной кампании на платформе «Авито».</w:t>
+        <w:t xml:space="preserve">В течение одного месяца с момента поступления денежных средств в рамках социального контракта проводится закупка полного спектра необходимого инструмента и оснастки. Порядок закупки: основной электроинструмент (торцовочная пила Makita, фрезер DeWalt и кромочный фрезер Makita, погружная циркулярная пила Makita, многофункциональный инструмент DeWalt, аккумуляторный гвоздезабиватель Ryobi с компрессором Makita), прецизионная оснастка (лазерный нивелир Bosch, шаблон врезки петель и замков «Платинум» Павла Солдатова, складной верстак Pony Jorgensen, строительный пылесос Karcher), комплекты аккумуляторов и зарядных устройств, комплект пильных дисков CMT, рабочий костюм СОЮЗСПЕЦОДЕЖДА и стартовый запас расходных материалов; параллельно — запуск рекламной кампании на платформе «Авито».</w:t>
       </w:r>
     </w:p>
     <w:p>
